--- a/inst/simStudyReport.docx
+++ b/inst/simStudyReport.docx
@@ -6,15 +6,15 @@
       <w:pPr>
         <w:pStyle w:val="Title"/>
         <w:jc w:val="center"/>
-      </w:pPr>
-      <w:r>
-        <w:t>Simulation</w:t>
-      </w:r>
-      <w:r>
-        <w:t xml:space="preserve"> study </w:t>
-      </w:r>
-      <w:r>
-        <w:t>report</w:t>
+        <w:rPr>
+          <w:lang w:val="en-US"/>
+        </w:rPr>
+      </w:pPr>
+      <w:r>
+        <w:rPr>
+          <w:lang w:val="en-US"/>
+        </w:rPr>
+        <w:t>Simulation study report</w:t>
       </w:r>
     </w:p>
     <w:p>
@@ -391,23 +391,7 @@
                 <w:szCs w:val="22"/>
                 <w:lang w:val="en-US"/>
               </w:rPr>
-              <w:t>1347</w:t>
-            </w:r>
-            <w:r>
-              <w:rPr>
-                <w:sz w:val="22"/>
-                <w:szCs w:val="22"/>
-                <w:lang w:val="en-US"/>
-              </w:rPr>
-              <w:t xml:space="preserve"> </w:t>
-            </w:r>
-            <w:r>
-              <w:rPr>
-                <w:sz w:val="22"/>
-                <w:szCs w:val="22"/>
-                <w:lang w:val="en-US"/>
-              </w:rPr>
-              <w:t>/ 7826 (17.2%)</w:t>
+              <w:t>1347 / 7826 (17.2%)</w:t>
             </w:r>
           </w:p>
         </w:tc>
@@ -514,8 +498,9 @@
                 <w:szCs w:val="22"/>
                 <w:lang w:val="en-US"/>
               </w:rPr>
-              <w:t xml:space="preserve"> is computationally singular: reciprocal condition number = </w:t>
-            </w:r>
+              <w:t xml:space="preserve"> is computationally singular: reciprocal condition number = *</w:t>
+            </w:r>
+            <w:proofErr w:type="spellStart"/>
             <w:r>
               <w:rPr>
                 <w:i/>
@@ -524,9 +509,8 @@
                 <w:szCs w:val="22"/>
                 <w:lang w:val="en-US"/>
               </w:rPr>
-              <w:t>*</w:t>
-            </w:r>
-            <w:proofErr w:type="spellStart"/>
+              <w:t>close_machine_zero</w:t>
+            </w:r>
             <w:r>
               <w:rPr>
                 <w:i/>
@@ -535,8 +519,9 @@
                 <w:szCs w:val="22"/>
                 <w:lang w:val="en-US"/>
               </w:rPr>
-              <w:t>close_machine_zero</w:t>
-            </w:r>
+              <w:t>_nb</w:t>
+            </w:r>
+            <w:proofErr w:type="spellEnd"/>
             <w:r>
               <w:rPr>
                 <w:i/>
@@ -545,38 +530,7 @@
                 <w:szCs w:val="22"/>
                 <w:lang w:val="en-US"/>
               </w:rPr>
-              <w:t>_nb</w:t>
-            </w:r>
-            <w:proofErr w:type="spellEnd"/>
-            <w:r>
-              <w:rPr>
-                <w:i/>
-                <w:iCs/>
-                <w:sz w:val="22"/>
-                <w:szCs w:val="22"/>
-                <w:lang w:val="en-US"/>
-              </w:rPr>
-              <w:t>*</w:t>
-            </w:r>
-            <w:r>
-              <w:rPr>
-                <w:i/>
-                <w:iCs/>
-                <w:sz w:val="22"/>
-                <w:szCs w:val="22"/>
-                <w:lang w:val="en-US"/>
-              </w:rPr>
-              <w:t>"</w:t>
-            </w:r>
-            <w:r>
-              <w:rPr>
-                <w:i/>
-                <w:iCs/>
-                <w:sz w:val="22"/>
-                <w:szCs w:val="22"/>
-                <w:lang w:val="en-US"/>
-              </w:rPr>
-              <w:t xml:space="preserve"> </w:t>
+              <w:t xml:space="preserve">*" </w:t>
             </w:r>
           </w:p>
         </w:tc>
@@ -599,31 +553,7 @@
                 <w:szCs w:val="22"/>
                 <w:lang w:val="en-US"/>
               </w:rPr>
-              <w:t xml:space="preserve">4 </w:t>
-            </w:r>
-            <w:r>
-              <w:rPr>
-                <w:sz w:val="22"/>
-                <w:szCs w:val="22"/>
-                <w:lang w:val="en-US"/>
-              </w:rPr>
-              <w:t>/ 7826 (</w:t>
-            </w:r>
-            <w:r>
-              <w:rPr>
-                <w:sz w:val="22"/>
-                <w:szCs w:val="22"/>
-                <w:lang w:val="en-US"/>
-              </w:rPr>
-              <w:t>&lt;0.1%</w:t>
-            </w:r>
-            <w:r>
-              <w:rPr>
-                <w:sz w:val="22"/>
-                <w:szCs w:val="22"/>
-                <w:lang w:val="en-US"/>
-              </w:rPr>
-              <w:t>)</w:t>
+              <w:t>4 / 7826 (&lt;0.1%)</w:t>
             </w:r>
           </w:p>
         </w:tc>
@@ -766,31 +696,7 @@
                 <w:szCs w:val="22"/>
                 <w:lang w:val="en-US"/>
               </w:rPr>
-              <w:t xml:space="preserve">23 </w:t>
-            </w:r>
-            <w:r>
-              <w:rPr>
-                <w:sz w:val="22"/>
-                <w:szCs w:val="22"/>
-                <w:lang w:val="en-US"/>
-              </w:rPr>
-              <w:t>/ 7826 (</w:t>
-            </w:r>
-            <w:r>
-              <w:rPr>
-                <w:sz w:val="22"/>
-                <w:szCs w:val="22"/>
-                <w:lang w:val="en-US"/>
-              </w:rPr>
-              <w:t>0.3</w:t>
-            </w:r>
-            <w:r>
-              <w:rPr>
-                <w:sz w:val="22"/>
-                <w:szCs w:val="22"/>
-                <w:lang w:val="en-US"/>
-              </w:rPr>
-              <w:t>%)</w:t>
+              <w:t>23 / 7826 (0.3%)</w:t>
             </w:r>
           </w:p>
         </w:tc>
@@ -920,31 +826,7 @@
                 <w:szCs w:val="22"/>
                 <w:lang w:val="en-US"/>
               </w:rPr>
-              <w:t xml:space="preserve">122 </w:t>
-            </w:r>
-            <w:r>
-              <w:rPr>
-                <w:sz w:val="22"/>
-                <w:szCs w:val="22"/>
-                <w:lang w:val="en-US"/>
-              </w:rPr>
-              <w:t>/ 7826 (</w:t>
-            </w:r>
-            <w:r>
-              <w:rPr>
-                <w:sz w:val="22"/>
-                <w:szCs w:val="22"/>
-                <w:lang w:val="en-US"/>
-              </w:rPr>
-              <w:t>1.6</w:t>
-            </w:r>
-            <w:r>
-              <w:rPr>
-                <w:sz w:val="22"/>
-                <w:szCs w:val="22"/>
-                <w:lang w:val="en-US"/>
-              </w:rPr>
-              <w:t>%)</w:t>
+              <w:t>122 / 7826 (1.6%)</w:t>
             </w:r>
           </w:p>
         </w:tc>
@@ -1074,31 +956,7 @@
                 <w:szCs w:val="22"/>
                 <w:lang w:val="en-US"/>
               </w:rPr>
-              <w:t xml:space="preserve">48 </w:t>
-            </w:r>
-            <w:r>
-              <w:rPr>
-                <w:sz w:val="22"/>
-                <w:szCs w:val="22"/>
-                <w:lang w:val="en-US"/>
-              </w:rPr>
-              <w:t>/ 7826 (</w:t>
-            </w:r>
-            <w:r>
-              <w:rPr>
-                <w:sz w:val="22"/>
-                <w:szCs w:val="22"/>
-                <w:lang w:val="en-US"/>
-              </w:rPr>
-              <w:t>0.6</w:t>
-            </w:r>
-            <w:r>
-              <w:rPr>
-                <w:sz w:val="22"/>
-                <w:szCs w:val="22"/>
-                <w:lang w:val="en-US"/>
-              </w:rPr>
-              <w:t>%)</w:t>
+              <w:t>48 / 7826 (0.6%)</w:t>
             </w:r>
           </w:p>
         </w:tc>
@@ -1274,31 +1132,7 @@
                 <w:szCs w:val="22"/>
                 <w:lang w:val="en-US"/>
               </w:rPr>
-              <w:t xml:space="preserve">9 </w:t>
-            </w:r>
-            <w:r>
-              <w:rPr>
-                <w:sz w:val="22"/>
-                <w:szCs w:val="22"/>
-                <w:lang w:val="en-US"/>
-              </w:rPr>
-              <w:t>/ 7826 (</w:t>
-            </w:r>
-            <w:r>
-              <w:rPr>
-                <w:sz w:val="22"/>
-                <w:szCs w:val="22"/>
-                <w:lang w:val="en-US"/>
-              </w:rPr>
-              <w:t>0.1</w:t>
-            </w:r>
-            <w:r>
-              <w:rPr>
-                <w:sz w:val="22"/>
-                <w:szCs w:val="22"/>
-                <w:lang w:val="en-US"/>
-              </w:rPr>
-              <w:t>%)</w:t>
+              <w:t>9 / 7826 (0.1%)</w:t>
             </w:r>
           </w:p>
         </w:tc>
@@ -1511,7 +1345,21 @@
           <w:highlight w:val="yellow"/>
           <w:lang w:val="en-US"/>
         </w:rPr>
-        <w:t>proportion might depend more or less on the data-generating mechanism</w:t>
+        <w:t xml:space="preserve">proportion might </w:t>
+      </w:r>
+      <w:r>
+        <w:rPr>
+          <w:highlight w:val="yellow"/>
+          <w:lang w:val="en-US"/>
+        </w:rPr>
+        <w:t>vary depending</w:t>
+      </w:r>
+      <w:r>
+        <w:rPr>
+          <w:highlight w:val="yellow"/>
+          <w:lang w:val="en-US"/>
+        </w:rPr>
+        <w:t xml:space="preserve"> on the data-generating mechanism</w:t>
       </w:r>
       <w:r>
         <w:rPr>
@@ -1633,7 +1481,31 @@
           <w:lang w:val="en-US"/>
         </w:rPr>
         <w:lastRenderedPageBreak/>
-        <w:t>At least two errors (ID 3 and 6) could have probably been avoided but happened with small probability and were not encountered during test runs.</w:t>
+        <w:t>At least two errors (ID 3 and 6) could have probably been avoided</w:t>
+      </w:r>
+      <w:r>
+        <w:rPr>
+          <w:lang w:val="en-US"/>
+        </w:rPr>
+        <w:t xml:space="preserve"> with a more robust code,</w:t>
+      </w:r>
+      <w:r>
+        <w:rPr>
+          <w:lang w:val="en-US"/>
+        </w:rPr>
+        <w:t xml:space="preserve"> but happened with small </w:t>
+      </w:r>
+      <w:r>
+        <w:rPr>
+          <w:lang w:val="en-US"/>
+        </w:rPr>
+        <w:t xml:space="preserve">rates </w:t>
+      </w:r>
+      <w:r>
+        <w:rPr>
+          <w:lang w:val="en-US"/>
+        </w:rPr>
+        <w:t>and were not encountered during test runs.</w:t>
       </w:r>
     </w:p>
     <w:p>
@@ -1683,6 +1555,7 @@
       </w:pPr>
       <w:r>
         <w:rPr>
+          <w:noProof/>
           <w:lang w:val="en-US"/>
         </w:rPr>
         <w:drawing>
@@ -1788,7 +1661,10 @@
     </w:p>
     <w:p>
       <w:r>
-        <w:t>5 plots described in protocol</w:t>
+        <w:t>3</w:t>
+      </w:r>
+      <w:r>
+        <w:t xml:space="preserve"> plots described in protocol</w:t>
       </w:r>
     </w:p>
     <w:p>
@@ -1875,7 +1751,19 @@
         <w:rPr>
           <w:lang w:val="en-US"/>
         </w:rPr>
-        <w:t>, the two methods, in row, the varying</w:t>
+        <w:t>, the two methods, in row</w:t>
+      </w:r>
+      <w:r>
+        <w:rPr>
+          <w:lang w:val="en-US"/>
+        </w:rPr>
+        <w:t>s</w:t>
+      </w:r>
+      <w:r>
+        <w:rPr>
+          <w:lang w:val="en-US"/>
+        </w:rPr>
+        <w:t>, the varying</w:t>
       </w:r>
       <w:r>
         <w:rPr>
@@ -1887,13 +1775,7 @@
         <w:rPr>
           <w:lang w:val="en-US"/>
         </w:rPr>
-        <w:t>factor</w:t>
-      </w:r>
-      <w:r>
-        <w:rPr>
-          <w:lang w:val="en-US"/>
-        </w:rPr>
-        <w:t>s</w:t>
+        <w:t>factors</w:t>
       </w:r>
       <w:r>
         <w:rPr>
